--- a/cf/jm/u/files/u053.docx
+++ b/cf/jm/u/files/u053.docx
@@ -20,7 +20,7 @@
     </w:p>
     <w:p>
       <w:r>
-        <w:t>請針對每個題目，把答案填在「回答：」後面（越具體越好）；填好後請放回您的部門資料夾即可，不需回信。</w:t>
+        <w:t>這份問卷是想更了解您的實際作業，好把您的 AI 助理做得更貼近需求。第一部分請把答案填在「回答：」後面（越具體越好）；第二部分只是先讓您了解，之後用的時候再一起調整，不用現在填。填好後放回您的部門資料夾即可，不需回信。</w:t>
       </w:r>
     </w:p>
     <w:p>
@@ -32,8 +32,16 @@
       </w:r>
     </w:p>
     <w:p>
+      <w:pPr>
+        <w:pStyle w:val="Heading2"/>
+      </w:pPr>
       <w:r>
-        <w:t>1. PQP 目前用什麼範本？能提供 2～3 份去識別化的 PQP 文件當格式參考嗎？</w:t>
+        <w:t>一、請您提供或確認的事情</w:t>
+      </w:r>
+    </w:p>
+    <w:p>
+      <w:r>
+        <w:t>1. 這位助理是幫高級工程師每週寫 PQP（產品品質計畫）和更新專案進度表的。</w:t>
       </w:r>
     </w:p>
     <w:p>
@@ -43,7 +51,7 @@
     </w:p>
     <w:p>
       <w:r>
-        <w:t>2. 客戶圖面規範中哪些標註要轉成 PQP 管制項目（KC 關鍵尺寸／特殊製程）？</w:t>
+        <w:t>2. 你要給它的是客戶圖面的規範要求和部門主管的規定（可以貼重點，也可以上傳 PDF），還有各案目前的進度。</w:t>
       </w:r>
     </w:p>
     <w:p>
@@ -53,7 +61,7 @@
     </w:p>
     <w:p>
       <w:r>
-        <w:t>3. 部門主管規定的品質要求有無成文文件可讓 AI 依循？</w:t>
+        <w:t>3. 它會把品質要求項（檢驗、特殊製程、首件、特採、追溯這些）抓出來，套進 PQP 範本擬稿，還沒定的地方標「待工程師確認」。</w:t>
       </w:r>
     </w:p>
     <w:p>
@@ -63,7 +71,7 @@
     </w:p>
     <w:p>
       <w:r>
-        <w:t>4. 製程課專案進度表的欄位與更新頻率為何？資料從哪裡彙整？</w:t>
+        <w:t>4. 同時它幫你把各案狀態整理成一張進度表（案號、料號、階段、完成度、待辦、風險）。</w:t>
       </w:r>
     </w:p>
     <w:p>
@@ -73,7 +81,7 @@
     </w:p>
     <w:p>
       <w:r>
-        <w:t>5. PQP 撰寫最耗時的是哪個環節（規範解讀／套範本／逐項填寫）？</w:t>
+        <w:t>5. 航太／半導體的品質要求嚴，強制條款一項都不能漏，它會完整保留、不改寫。</w:t>
       </w:r>
     </w:p>
     <w:p>
@@ -83,12 +91,45 @@
     </w:p>
     <w:p>
       <w:r>
-        <w:t>6. AI 出 PQP 與進度表草稿後，由誰覆核定稿？</w:t>
+        <w:t>6. 它只出 PQP 和進度表的草稿，最後品質計畫內容和核定由工程師來。</w:t>
       </w:r>
     </w:p>
     <w:p>
       <w:r>
         <w:t>回答：</w:t>
+      </w:r>
+    </w:p>
+    <w:p>
+      <w:pPr>
+        <w:pStyle w:val="Heading2"/>
+      </w:pPr>
+      <w:r>
+        <w:t>二、要用了之後、跟 AI 一起調整的事情（先了解即可，不用現在填）</w:t>
+      </w:r>
+    </w:p>
+    <w:p>
+      <w:r>
+        <w:t>• 把公司真實的 PQP 範本和幾份歷史 PQP 餵給它當範例，它才寫得像你們的格式，別只靠它憑空生。</w:t>
+      </w:r>
+    </w:p>
+    <w:p>
+      <w:r>
+        <w:t>• 拿一兩份規範實測，重點看它有沒有漏掉強制條款和特殊製程，漏了就把要點對照表補齊。</w:t>
+      </w:r>
+    </w:p>
+    <w:p>
+      <w:r>
+        <w:t>• 它標「待工程師確認」的地方就是要你補實的品質計畫內容，這部分是工程師的專業，AI 不替你定。</w:t>
+      </w:r>
+    </w:p>
+    <w:p>
+      <w:r>
+        <w:t>• 進度表的固定版型和更新規則先講清楚給它，欄位才會齊。</w:t>
+      </w:r>
+    </w:p>
+    <w:p>
+      <w:r>
+        <w:t>• PQP 核定永遠由工程師來，AI 只幫你把前面的擷取和擬稿省掉。</w:t>
       </w:r>
     </w:p>
     <w:p/>
@@ -101,8 +142,16 @@
       </w:r>
     </w:p>
     <w:p>
+      <w:pPr>
+        <w:pStyle w:val="Heading2"/>
+      </w:pPr>
       <w:r>
-        <w:t>1. 產部發出的異常通知 mail 通常含哪些欄位？哪些資訊固定缺、需現場確認？</w:t>
+        <w:t>一、請您提供或確認的事情</w:t>
+      </w:r>
+    </w:p>
+    <w:p>
+      <w:r>
+        <w:t>1. 這題是高級工程師每天做的「異常研判與處置」，因為現場常要親自去確認才能定案，所以定位成 AI 出初稿、人做最終判定。</w:t>
       </w:r>
     </w:p>
     <w:p>
@@ -112,7 +161,7 @@
     </w:p>
     <w:p>
       <w:r>
-        <w:t>2. SPS 報告是建立在客戶系統，格式由客戶規定嗎？能提供 2～3 份去識別化樣本？</w:t>
+        <w:t>2. AI 接手的是文書彙整：把產部發來的異常通知信重點整理好，對一下料號 BOM，再擬 SPS 報告和整修計畫信的草稿。</w:t>
       </w:r>
     </w:p>
     <w:p>
@@ -122,7 +171,7 @@
     </w:p>
     <w:p>
       <w:r>
-        <w:t>3. 常見異常類別與對應研判方向、處置對策有無現成準則可讓 AI 學習判斷邏輯？</w:t>
+        <w:t>3. 你要給它的是產部發出的異常通知信（常常資料不完整，需要你到現場補確認）；有現場確認結果也可以一起貼給它。</w:t>
       </w:r>
     </w:p>
     <w:p>
@@ -132,7 +181,7 @@
     </w:p>
     <w:p>
       <w:r>
-        <w:t>4. 整修計畫 mail 的固定收件對象與慣用語氣為何？</w:t>
+        <w:t>4. 它會把料號、異常現象、發生站別、影響數量抓出來，補上品名版次，把可能方向整理給你參考。</w:t>
       </w:r>
     </w:p>
     <w:p>
@@ -142,7 +191,7 @@
     </w:p>
     <w:p>
       <w:r>
-        <w:t>5. 哪些研判可由 AI 出初稿、哪些必須工程師現場確認後才定案？界線怎麼劃？</w:t>
+        <w:t>5. 凡是要現場才能確認的、或通知沒寫清楚的，它一律明確標「需現場確認／待補」，絕不自己猜異常原因。</w:t>
       </w:r>
     </w:p>
     <w:p>
@@ -152,12 +201,45 @@
     </w:p>
     <w:p>
       <w:r>
-        <w:t>6. 能否提供一批過去異常案例（通知→研判→SPS→整修）當學習樣本？</w:t>
+        <w:t>6. 它給你一張異常彙整表，加 SPS 報告和整修計畫信的草稿；成因和責任由工程師現場確認後自己定。</w:t>
       </w:r>
     </w:p>
     <w:p>
       <w:r>
         <w:t>回答：</w:t>
+      </w:r>
+    </w:p>
+    <w:p>
+      <w:pPr>
+        <w:pStyle w:val="Heading2"/>
+      </w:pPr>
+      <w:r>
+        <w:t>二、要用了之後、跟 AI 一起調整的事情（先了解即可，不用現在填）</w:t>
+      </w:r>
+    </w:p>
+    <w:p>
+      <w:r>
+        <w:t>• 這題定位就是「AI 出稿、人拍板」，用的時候心裡有底：它整理得再好，成因和整修方式還是要你判。</w:t>
+      </w:r>
+    </w:p>
+    <w:p>
+      <w:r>
+        <w:t>• 最關鍵的是把「異常判定準則和過往案例」餵給它——它多看你的判斷案例，才學得會你的研判邏輯，之後能幫你判的範圍才會慢慢變大。</w:t>
+      </w:r>
+    </w:p>
+    <w:p>
+      <w:r>
+        <w:t>• 它標「需現場確認」的每一項都要你人工去看，這部分要求 100% 不能漏標，漏了就回饋修正。</w:t>
+      </w:r>
+    </w:p>
+    <w:p>
+      <w:r>
+        <w:t>• SPS 報告和整修信的正式版型記得換成客戶系統與公司實際版型，範例只是示範。</w:t>
+      </w:r>
+    </w:p>
+    <w:p>
+      <w:r>
+        <w:t>• 成因研判、客戶系統登錄、正式發整修信，永遠由工程師現場確認並定案後才做。</w:t>
       </w:r>
     </w:p>
     <w:p/>
@@ -170,8 +252,16 @@
       </w:r>
     </w:p>
     <w:p>
+      <w:pPr>
+        <w:pStyle w:val="Heading2"/>
+      </w:pPr>
       <w:r>
-        <w:t>1. 業務訂單通知（放於網路硬碟評估案資料夾）只含下單料號，其餘 BOM 資訊從哪裡取得？</w:t>
+        <w:t>一、請您提供或確認的事情</w:t>
+      </w:r>
+    </w:p>
+    <w:p>
+      <w:r>
+        <w:t>1. 這題原本是高級工程師每天做的一大包工作（畫圖、3D、工程圖、建 BOM、發途程／版本、開啟動／結案會議），畫圖和 3D 這種要靠專業的部分，AI 不碰。</w:t>
       </w:r>
     </w:p>
     <w:p>
@@ -181,7 +271,7 @@
     </w:p>
     <w:p>
       <w:r>
-        <w:t>2. 料號 BOM 建立、途程發行、版本發行的檢核清單有無標準格式？可否提供 PLM 匯出樣本？</w:t>
+        <w:t>2. AI 只接手裡面「純文書」的那幾小塊：依下單料號整理要建的 BOM 清單、幫途程／版本發行做齊備檢核、以及生啟動／結案會議報告草稿。</w:t>
       </w:r>
     </w:p>
     <w:p>
@@ -191,7 +281,7 @@
     </w:p>
     <w:p>
       <w:r>
-        <w:t>3. 啟動／結案會議報告目前用什麼範本？能提供 2～3 份去識別化樣本嗎？</w:t>
+        <w:t>3. 你要給它的是業務訂單通知（系統或 mail 表單，通常只有客戶下單料號，沒別的 PDF）。</w:t>
       </w:r>
     </w:p>
     <w:p>
@@ -201,7 +291,7 @@
     </w:p>
     <w:p>
       <w:r>
-        <w:t>4. 本題主體含繪圖／3D／工程圖，這些由工程師完成；AI 只做哪幾個文書子任務要先劃清界線？</w:t>
+        <w:t>4. 它會拿料號去對 BOM／料號主檔，列出要建哪些 BOM、對應品名版次，再逐項檢核發行項齊不齊、缺什麼。</w:t>
       </w:r>
     </w:p>
     <w:p>
@@ -211,7 +301,7 @@
     </w:p>
     <w:p>
       <w:r>
-        <w:t>5. 途程與版本發行是否有固定檢核規則（哪些欄位必填、哪些狀態算合格）？</w:t>
+        <w:t>5. 料號沒在主檔或沒版次的，它標「待建料號／版次待補」，不會自己當作齊備。</w:t>
       </w:r>
     </w:p>
     <w:p>
@@ -221,12 +311,45 @@
     </w:p>
     <w:p>
       <w:r>
-        <w:t>6. 會議報告草稿由 AI 出後，由誰補實體工程判斷並定稿？</w:t>
+        <w:t>6. 它給你三份草稿：BOM 建立彙整表、發行檢核清單、會議報告草稿，畫圖和 PLM 發行還是工程師自己做。</w:t>
       </w:r>
     </w:p>
     <w:p>
       <w:r>
         <w:t>回答：</w:t>
+      </w:r>
+    </w:p>
+    <w:p>
+      <w:pPr>
+        <w:pStyle w:val="Heading2"/>
+      </w:pPr>
+      <w:r>
+        <w:t>二、要用了之後、跟 AI 一起調整的事情（先了解即可，不用現在填）</w:t>
+      </w:r>
+    </w:p>
+    <w:p>
+      <w:r>
+        <w:t>• 先講清楚它只做文書那三塊，畫圖／3D／發行不歸它管，用的時候別把工程判斷丟給它。</w:t>
+      </w:r>
+    </w:p>
+    <w:p>
+      <w:r>
+        <w:t>• 拿幾筆真實訂單實測，看 BOM 清單和發行檢核缺項抓得對不對，把漏抓的補回饋給它。</w:t>
+      </w:r>
+    </w:p>
+    <w:p>
+      <w:r>
+        <w:t>• 把途程／版本發行的標準檢核項、還有會議報告的固定版型整理進知識庫，它才生得出符合你們格式的草稿。</w:t>
+      </w:r>
+    </w:p>
+    <w:p>
+      <w:r>
+        <w:t>• 上線前匯入真實 BOM／料號主檔，範例檔只是先讓你試。</w:t>
+      </w:r>
+    </w:p>
+    <w:p>
+      <w:r>
+        <w:t>• 會議報告草稿、BOM 清單都要工程師覆核；繪圖、建途程、PLM 發行仍由工程師親自完成。</w:t>
       </w:r>
     </w:p>
     <w:p/>
